--- a/Word/Module 2/DOCX/Exercices/M2_06_Exercice_Atelier_final.docx
+++ b/Word/Module 2/DOCX/Exercices/M2_06_Exercice_Atelier_final.docx
@@ -5,16 +5,26 @@
     <w:p>
       <w:pPr>
         <w:pStyle w:val="Title"/>
+        <w:spacing w:after="160" w:before="0"/>
       </w:pPr>
       <w:r>
+        <w:rPr>
+          <w:rFonts w:ascii="Calibri" w:hAnsi="Calibri" w:eastAsia="Calibri"/>
+          <w:sz w:val="22"/>
+        </w:rPr>
         <w:t>Atelier final - Module 2 Intermédiaire</w:t>
       </w:r>
     </w:p>
     <w:p>
       <w:pPr>
         <w:pStyle w:val="Heading1"/>
+        <w:spacing w:after="160" w:before="0"/>
       </w:pPr>
       <w:r>
+        <w:rPr>
+          <w:rFonts w:ascii="Calibri" w:hAnsi="Calibri" w:eastAsia="Calibri"/>
+          <w:sz w:val="22"/>
+        </w:rPr>
         <w:t>Objectif : produire un document professionnel complet en mobilisant les acquis du module.</w:t>
       </w:r>
     </w:p>
@@ -75,8 +85,8 @@
       </w:r>
     </w:p>
     <w:sectPr>
-      <w:pgSz w:w="12240" w:h="15840"/>
-      <w:pgMar w:top="1440" w:right="1800" w:bottom="1440" w:left="1800" w:header="720" w:footer="720" w:gutter="0"/>
+      <w:pgSz w:w="11906" w:h="16838"/>
+      <w:pgMar w:top="1134" w:right="1417" w:bottom="1134" w:left="1417" w:header="720" w:footer="720" w:gutter="0"/>
       <w:cols w:space="720"/>
       <w:docGrid w:linePitch="360"/>
     </w:sectPr>
